--- a/backend/word_templates/工程类/集团外工程/机械租赁/单一来源/8.阳光采购平台发布采购结果申请表.docx
+++ b/backend/word_templates/工程类/集团外工程/机械租赁/单一来源/8.阳光采购平台发布采购结果申请表.docx
@@ -115,10 +115,19 @@
             <w:r>
               <w:rPr>
                 <w:rFonts w:hint="eastAsia" w:ascii="宋体" w:hAnsi="宋体" w:eastAsia="宋体" w:cs="宋体"/>
+                <w:color w:val="0000FF"/>
                 <w:sz w:val="24"/>
                 <w:lang w:val="en-US" w:eastAsia="zh-CN"/>
               </w:rPr>
-              <w:t>{{caigou_xiangmu_ming}}结果公示</w:t>
+              <w:t>{{caigou_xiangmu_ming}}</w:t>
+            </w:r>
+            <w:r>
+              <w:rPr>
+                <w:rFonts w:hint="eastAsia" w:ascii="宋体" w:hAnsi="宋体" w:eastAsia="宋体" w:cs="宋体"/>
+                <w:sz w:val="24"/>
+                <w:lang w:val="en-US" w:eastAsia="zh-CN"/>
+              </w:rPr>
+              <w:t>结果公示</w:t>
             </w:r>
           </w:p>
         </w:tc>
@@ -188,10 +197,53 @@
             <w:r>
               <w:rPr>
                 <w:rFonts w:hint="eastAsia" w:ascii="宋体" w:hAnsi="宋体" w:eastAsia="宋体" w:cs="宋体"/>
+                <w:color w:val="0000FF"/>
                 <w:sz w:val="24"/>
                 <w:lang w:val="en-US" w:eastAsia="zh-CN"/>
               </w:rPr>
-              <w:t>{{caigou_xiangmu_ming}}，通过{{caigou_fangshi}}方式确定{{rank1}}为中选供应商。</w:t>
+              <w:t>{{caigou_xiangmu_ming}}</w:t>
+            </w:r>
+            <w:r>
+              <w:rPr>
+                <w:rFonts w:hint="eastAsia" w:ascii="宋体" w:hAnsi="宋体" w:eastAsia="宋体" w:cs="宋体"/>
+                <w:sz w:val="24"/>
+                <w:lang w:val="en-US" w:eastAsia="zh-CN"/>
+              </w:rPr>
+              <w:t>，通过</w:t>
+            </w:r>
+            <w:r>
+              <w:rPr>
+                <w:rFonts w:hint="eastAsia" w:ascii="宋体" w:hAnsi="宋体" w:eastAsia="宋体" w:cs="宋体"/>
+                <w:color w:val="0000FF"/>
+                <w:sz w:val="24"/>
+                <w:lang w:val="en-US" w:eastAsia="zh-CN"/>
+              </w:rPr>
+              <w:t>{{caigou_fangshi}}</w:t>
+            </w:r>
+            <w:r>
+              <w:rPr>
+                <w:rFonts w:hint="eastAsia" w:ascii="宋体" w:hAnsi="宋体" w:eastAsia="宋体" w:cs="宋体"/>
+                <w:sz w:val="24"/>
+                <w:lang w:val="en-US" w:eastAsia="zh-CN"/>
+              </w:rPr>
+              <w:t>方式确定</w:t>
+            </w:r>
+            <w:r>
+              <w:rPr>
+                <w:rFonts w:hint="eastAsia" w:ascii="宋体" w:hAnsi="宋体" w:eastAsia="宋体" w:cs="宋体"/>
+                <w:color w:val="0000FF"/>
+                <w:sz w:val="24"/>
+                <w:lang w:val="en-US" w:eastAsia="zh-CN"/>
+              </w:rPr>
+              <w:t>{{rank1}}</w:t>
+            </w:r>
+            <w:r>
+              <w:rPr>
+                <w:rFonts w:hint="eastAsia" w:ascii="宋体" w:hAnsi="宋体" w:eastAsia="宋体" w:cs="宋体"/>
+                <w:sz w:val="24"/>
+                <w:lang w:val="en-US" w:eastAsia="zh-CN"/>
+              </w:rPr>
+              <w:t>为中选供应商。</w:t>
             </w:r>
           </w:p>
         </w:tc>
@@ -780,7 +832,17 @@
           <w:szCs w:val="30"/>
           <w:lang w:val="en-US" w:eastAsia="zh-CN"/>
         </w:rPr>
-        <w:t>项目名称：{{caigou_xiangmu_ming}}</w:t>
+        <w:t>项目名称：</w:t>
+      </w:r>
+      <w:r>
+        <w:rPr>
+          <w:rFonts w:hint="eastAsia" w:ascii="Times New Roman" w:hAnsi="Times New Roman" w:eastAsia="宋体" w:cs="Times New Roman"/>
+          <w:color w:val="0000FF"/>
+          <w:sz w:val="30"/>
+          <w:szCs w:val="30"/>
+          <w:lang w:val="en-US" w:eastAsia="zh-CN"/>
+        </w:rPr>
+        <w:t>{{caigou_xiangmu_ming}}</w:t>
       </w:r>
     </w:p>
     <w:p>
@@ -818,16 +880,7 @@
           <w:szCs w:val="30"/>
           <w:lang w:val="en-US" w:eastAsia="zh-CN"/>
         </w:rPr>
-        <w:t>租赁</w:t>
-      </w:r>
-      <w:r>
-        <w:rPr>
-          <w:rFonts w:hint="eastAsia" w:ascii="Times New Roman" w:hAnsi="Times New Roman" w:eastAsia="宋体" w:cs="Times New Roman"/>
-          <w:sz w:val="30"/>
-          <w:szCs w:val="30"/>
-          <w:lang w:val="en-US" w:eastAsia="zh-CN"/>
-        </w:rPr>
-        <w:t>方：广州自来水专业建安有限公司</w:t>
+        <w:t>租赁方：广州自来水专业建安有限公司</w:t>
       </w:r>
     </w:p>
     <w:p>
@@ -846,27 +899,26 @@
           <w:szCs w:val="30"/>
           <w:lang w:val="en-US" w:eastAsia="zh-CN"/>
         </w:rPr>
-        <w:t>租赁</w:t>
-      </w:r>
-      <w:r>
-        <w:rPr>
-          <w:rFonts w:hint="eastAsia" w:ascii="Times New Roman" w:hAnsi="Times New Roman" w:eastAsia="宋体" w:cs="Times New Roman"/>
-          <w:sz w:val="30"/>
-          <w:szCs w:val="30"/>
-          <w:lang w:val="en-US" w:eastAsia="zh-CN"/>
-        </w:rPr>
-        <w:t>控</w:t>
-      </w:r>
-      <w:bookmarkStart w:id="0" w:name="_GoBack"/>
-      <w:bookmarkEnd w:id="0"/>
-      <w:r>
-        <w:rPr>
-          <w:rFonts w:hint="eastAsia" w:ascii="Times New Roman" w:hAnsi="Times New Roman" w:eastAsia="宋体" w:cs="Times New Roman"/>
-          <w:sz w:val="30"/>
-          <w:szCs w:val="30"/>
-          <w:lang w:val="en-US" w:eastAsia="zh-CN"/>
-        </w:rPr>
-        <w:t>制价：{{kongzhijia}}元。</w:t>
+        <w:t>租赁控制价：</w:t>
+      </w:r>
+      <w:r>
+        <w:rPr>
+          <w:rFonts w:hint="eastAsia" w:ascii="Times New Roman" w:hAnsi="Times New Roman" w:eastAsia="宋体" w:cs="Times New Roman"/>
+          <w:color w:val="0000FF"/>
+          <w:sz w:val="30"/>
+          <w:szCs w:val="30"/>
+          <w:lang w:val="en-US" w:eastAsia="zh-CN"/>
+        </w:rPr>
+        <w:t>{{kongzhijia}}</w:t>
+      </w:r>
+      <w:r>
+        <w:rPr>
+          <w:rFonts w:hint="eastAsia" w:ascii="Times New Roman" w:hAnsi="Times New Roman" w:eastAsia="宋体" w:cs="Times New Roman"/>
+          <w:sz w:val="30"/>
+          <w:szCs w:val="30"/>
+          <w:lang w:val="en-US" w:eastAsia="zh-CN"/>
+        </w:rPr>
+        <w:t>元。</w:t>
       </w:r>
     </w:p>
     <w:p>
@@ -885,16 +937,17 @@
           <w:szCs w:val="30"/>
           <w:lang w:val="en-US" w:eastAsia="zh-CN"/>
         </w:rPr>
-        <w:t>租赁</w:t>
-      </w:r>
-      <w:r>
-        <w:rPr>
-          <w:rFonts w:hint="eastAsia" w:ascii="Times New Roman" w:hAnsi="Times New Roman" w:eastAsia="宋体" w:cs="Times New Roman"/>
-          <w:sz w:val="30"/>
-          <w:szCs w:val="30"/>
-          <w:lang w:val="en-US" w:eastAsia="zh-CN"/>
-        </w:rPr>
-        <w:t>内容：{{caigou_neirong}}</w:t>
+        <w:t>租赁内容：</w:t>
+      </w:r>
+      <w:r>
+        <w:rPr>
+          <w:rFonts w:hint="eastAsia" w:ascii="Times New Roman" w:hAnsi="Times New Roman" w:eastAsia="宋体" w:cs="Times New Roman"/>
+          <w:color w:val="0000FF"/>
+          <w:sz w:val="30"/>
+          <w:szCs w:val="30"/>
+          <w:lang w:val="en-US" w:eastAsia="zh-CN"/>
+        </w:rPr>
+        <w:t>{{caigou_neirong}}</w:t>
       </w:r>
     </w:p>
     <w:p>
@@ -913,13 +966,33 @@
           <w:szCs w:val="30"/>
           <w:lang w:val="en-US" w:eastAsia="zh-CN"/>
         </w:rPr>
-        <w:t xml:space="preserve">成交金额：{{chengjiao_jine}}元 </w:t>
+        <w:t>成交金额：</w:t>
+      </w:r>
+      <w:r>
+        <w:rPr>
+          <w:rFonts w:hint="eastAsia" w:ascii="Times New Roman" w:hAnsi="Times New Roman" w:eastAsia="宋体" w:cs="Times New Roman"/>
+          <w:color w:val="0000FF"/>
+          <w:sz w:val="30"/>
+          <w:szCs w:val="30"/>
+          <w:lang w:val="en-US" w:eastAsia="zh-CN"/>
+        </w:rPr>
+        <w:t>{{chengjiao_jine}}</w:t>
+      </w:r>
+      <w:r>
+        <w:rPr>
+          <w:rFonts w:hint="eastAsia" w:ascii="Times New Roman" w:hAnsi="Times New Roman" w:eastAsia="宋体" w:cs="Times New Roman"/>
+          <w:sz w:val="30"/>
+          <w:szCs w:val="30"/>
+          <w:lang w:val="en-US" w:eastAsia="zh-CN"/>
+        </w:rPr>
+        <w:t xml:space="preserve">元 </w:t>
       </w:r>
     </w:p>
     <w:p>
       <w:pPr>
         <w:rPr>
           <w:rFonts w:hint="default" w:ascii="Times New Roman" w:hAnsi="Times New Roman" w:eastAsia="宋体" w:cs="Times New Roman"/>
+          <w:color w:val="0000FF"/>
           <w:sz w:val="30"/>
           <w:szCs w:val="30"/>
           <w:lang w:val="en-US" w:eastAsia="zh-CN"/>
@@ -932,9 +1005,21 @@
           <w:szCs w:val="30"/>
           <w:lang w:val="en-US" w:eastAsia="zh-CN"/>
         </w:rPr>
-        <w:t>成交供应商：{{rank1}}</w:t>
+        <w:t>成交供应商：</w:t>
+      </w:r>
+      <w:bookmarkStart w:id="0" w:name="_GoBack"/>
+      <w:r>
+        <w:rPr>
+          <w:rFonts w:hint="eastAsia" w:ascii="Times New Roman" w:hAnsi="Times New Roman" w:eastAsia="宋体" w:cs="Times New Roman"/>
+          <w:color w:val="0000FF"/>
+          <w:sz w:val="30"/>
+          <w:szCs w:val="30"/>
+          <w:lang w:val="en-US" w:eastAsia="zh-CN"/>
+        </w:rPr>
+        <w:t>{{rank1}}</w:t>
       </w:r>
     </w:p>
+    <w:bookmarkEnd w:id="0"/>
     <w:sectPr>
       <w:pgSz w:w="11906" w:h="16838"/>
       <w:pgMar w:top="1440" w:right="1800" w:bottom="1440" w:left="1800" w:header="851" w:footer="992" w:gutter="0"/>
